--- a/story/The_Midnight_Confessor_Batch17.docx
+++ b/story/The_Midnight_Confessor_Batch17.docx
@@ -1089,10 +1089,7 @@
         <w:rPr/>
       </w:pPr>
       <w:r>
-        <w:rPr>
-          <w:rtl w:val="0"/>
-        </w:rPr>
-        <w:t xml:space="preserve">My phone buzzed. Victoria.</w:t>
+        <w:t>My phone rang. Victoria.</w:t>
       </w:r>
     </w:p>
     <w:p>

--- a/story/The_Midnight_Confessor_Batch17.docx
+++ b/story/The_Midnight_Confessor_Batch17.docx
@@ -755,10 +755,22 @@
         <w:rPr/>
       </w:pPr>
       <w:r>
-        <w:rPr>
-          <w:rtl w:val="0"/>
-        </w:rPr>
-        <w:t xml:space="preserve">I looked at the contract. My hands were clean of the Observer's money but stained with moral coercion. I could save the city by becoming its tyrant or accept prison to secure a small moral victory.</w:t>
+        <w:t>I studied the contract. My hands were clean of the Observer's money but stained with moral coercion. I could save the city by becoming its tyrant or accept prison to secure a small moral victory.</w:t>
+      </w:r>
+    </w:p>
+    <w:p>
+      <w:r>
+        <w:t>My phone vibrated. Sarah. 'Jack, we have a problem. The FBI just got a warrant. They're moving in ten minutes. You need to decide now.'</w:t>
+      </w:r>
+    </w:p>
+    <w:p>
+      <w:r>
+        <w:t>I studied the evidence spread before me. The choice wasn't just about method. It was about survival. The system was closing in. Every second counted. I could hear sirens in the distance. Getting closer.</w:t>
+      </w:r>
+    </w:p>
+    <w:p>
+      <w:r>
+        <w:t>'They're five minutes out, Jack,' Sarah's voice was urgent. 'What do you want to do?'</w:t>
       </w:r>
     </w:p>
     <w:p>
@@ -1108,12 +1120,7 @@
         </w:rPr>
       </w:pPr>
       <w:r>
-        <w:rPr>
-          <w:i w:val="1"/>
-          <w:iCs w:val="1"/>
-          <w:rtl w:val="0"/>
-        </w:rPr>
-        <w:t xml:space="preserve">The price of my ledger is payment Jack. You paid with dirty money. Now you must choose who pays the final price. Meet me at the Lamplight Gallery. Bring the final piece of the Grange Ledger. —E.C.</w:t>
+        <w:t>The price of my ledger is payment Jack. You paid with dirty money. Now you must choose who pays the final price. Meet me at the Lamplight Gallery. Bring the final piece of the Grange Ledger.. E.C.</w:t>
       </w:r>
     </w:p>
     <w:p>
@@ -1403,18 +1410,37 @@
         <w:rPr/>
       </w:pPr>
       <w:r>
-        <w:rPr>
-          <w:b w:val="1"/>
-          <w:bCs w:val="1"/>
-          <w:rtl w:val="0"/>
-        </w:rPr>
-        <w:t xml:space="preserve">NARRATIVE: </w:t>
-      </w:r>
-      <w:r>
-        <w:rPr>
-          <w:rtl w:val="0"/>
-        </w:rPr>
-        <w:t xml:space="preserve">I looked at the document. Confess to blackmail and money laundering. Save Rebecca Moss. Go to prison. The necessary sacrifice mandated by the system I had contaminated.</w:t>
+        <w:t>NARRATIVE: I studied the document. Confess to blackmail and money laundering. Save Rebecca Moss. Go to prison. The necessary sacrifice mandated by the system I had contaminated.</w:t>
+      </w:r>
+    </w:p>
+    <w:p>
+      <w:r>
+        <w:t>My phone vibrated. Sarah. 'Jack, we have a problem. The FBI just got a warrant. They're moving in ten minutes. You need to decide now.'</w:t>
+      </w:r>
+    </w:p>
+    <w:p>
+      <w:r>
+        <w:t>I studied the evidence spread before me. The choice wasn't just about method. It was about survival. The system was closing in. Every second counted. I could hear sirens in the distance. Getting closer.</w:t>
+      </w:r>
+    </w:p>
+    <w:p>
+      <w:r>
+        <w:t>'They're five minutes out, Jack,' Sarah's voice was urgent. 'What do you want to do?'</w:t>
+      </w:r>
+    </w:p>
+    <w:p>
+      <w:r>
+        <w:t>My phone vibrated. Sarah. 'Jack, we have a problem. The FBI just got a warrant. They're moving in ten minutes. You need to decide now.'</w:t>
+      </w:r>
+    </w:p>
+    <w:p>
+      <w:r>
+        <w:t>I studied the evidence spread before me. The choice wasn't just about method. It was about survival. The system was closing in. Every second counted. I could hear sirens in the distance. Getting closer.</w:t>
+      </w:r>
+    </w:p>
+    <w:p>
+      <w:r>
+        <w:t>'They're five minutes out, Jack,' Sarah's voice was urgent. 'What do you want to do?'</w:t>
       </w:r>
     </w:p>
     <w:p>
@@ -1963,10 +1989,7 @@
         <w:rPr/>
       </w:pPr>
       <w:r>
-        <w:rPr>
-          <w:rtl w:val="0"/>
-        </w:rPr>
-        <w:t xml:space="preserve">I looked at the contract. My soul was tainted by the violence of the ambush but I could save the city.</w:t>
+        <w:t>I studied the contract. My soul was tainted by the violence of the ambush but I could save the city.</w:t>
       </w:r>
     </w:p>
     <w:p>
@@ -2057,18 +2080,37 @@
         <w:rPr/>
       </w:pPr>
       <w:r>
-        <w:rPr>
-          <w:b w:val="1"/>
-          <w:bCs w:val="1"/>
-          <w:rtl w:val="0"/>
-        </w:rPr>
-        <w:t xml:space="preserve">NARRATIVE: </w:t>
-      </w:r>
-      <w:r>
-        <w:rPr>
-          <w:rtl w:val="0"/>
-        </w:rPr>
-        <w:t xml:space="preserve">I looked at the contract. The methodical path had reached its painful end. I could save the city by becoming its tyrant or accept prison to secure a small moral victory.</w:t>
+        <w:t>NARRATIVE: I studied the contract. The methodical path had reached its painful end. I could save the city by becoming its tyrant or accept prison to secure a small moral victory.</w:t>
+      </w:r>
+    </w:p>
+    <w:p>
+      <w:r>
+        <w:t>My phone vibrated. Sarah. 'Jack, we have a problem. The FBI just got a warrant. They're moving in ten minutes. You need to decide now.'</w:t>
+      </w:r>
+    </w:p>
+    <w:p>
+      <w:r>
+        <w:t>I studied the evidence spread before me. The choice wasn't just about method. It was about survival. The system was closing in. Every second counted. I could hear sirens in the distance. Getting closer.</w:t>
+      </w:r>
+    </w:p>
+    <w:p>
+      <w:r>
+        <w:t>'They're five minutes out, Jack,' Sarah's voice was urgent. 'What do you want to do?'</w:t>
+      </w:r>
+    </w:p>
+    <w:p>
+      <w:r>
+        <w:t>The phone rang. Martinez. 'Halloway, we know where you are. We're sending a team. You have fifteen minutes to surrender or we're coming in hot.'</w:t>
+      </w:r>
+    </w:p>
+    <w:p>
+      <w:r>
+        <w:t>I looked around. The evidence was here. The choice was here. But the law was closing in. I could hear helicopters in the distance. The net was tightening.</w:t>
+      </w:r>
+    </w:p>
+    <w:p>
+      <w:r>
+        <w:t>'Jack, we need to move,' Sarah said. Her hand was on her weapon. 'Now.'</w:t>
       </w:r>
     </w:p>
     <w:p>
@@ -2617,10 +2659,7 @@
         <w:rPr/>
       </w:pPr>
       <w:r>
-        <w:rPr>
-          <w:rtl w:val="0"/>
-        </w:rPr>
-        <w:t xml:space="preserve">I looked at the contract. My soul was tainted but I could save the city.</w:t>
+        <w:t>I studied the contract. My soul was tainted but I could save the city.</w:t>
       </w:r>
     </w:p>
     <w:p>
@@ -2711,18 +2750,37 @@
         <w:rPr/>
       </w:pPr>
       <w:r>
-        <w:rPr>
-          <w:b w:val="1"/>
-          <w:bCs w:val="1"/>
-          <w:rtl w:val="0"/>
-        </w:rPr>
-        <w:t xml:space="preserve">NARRATIVE: </w:t>
-      </w:r>
-      <w:r>
-        <w:rPr>
-          <w:rtl w:val="0"/>
-        </w:rPr>
-        <w:t xml:space="preserve">I looked at the contract. The methodical path had reached its painful end.</w:t>
+        <w:t>NARRATIVE: I studied the contract. The methodical path had reached its painful end.</w:t>
+      </w:r>
+    </w:p>
+    <w:p>
+      <w:r>
+        <w:t>My phone vibrated. Sarah. 'Jack, we have a problem. The FBI just got a warrant. They're moving in ten minutes. You need to decide now.'</w:t>
+      </w:r>
+    </w:p>
+    <w:p>
+      <w:r>
+        <w:t>I studied the evidence spread before me. The choice wasn't just about method. It was about survival. The system was closing in. Every second counted. I could hear sirens in the distance. Getting closer.</w:t>
+      </w:r>
+    </w:p>
+    <w:p>
+      <w:r>
+        <w:t>'They're five minutes out, Jack,' Sarah's voice was urgent. 'What do you want to do?'</w:t>
+      </w:r>
+    </w:p>
+    <w:p>
+      <w:r>
+        <w:t>My phone lit up. Victoria. 'The evidence room supervisor just received orders to destroy the files. You have two hours before they're incinerated. Your choice, Detective. Do you trust the system or do you trust me?'</w:t>
+      </w:r>
+    </w:p>
+    <w:p>
+      <w:r>
+        <w:t>I studied Sarah. At the evidence. At the clock. Time was running out. The bureaucracy was protecting itself. I had to act now or lose everything.</w:t>
+      </w:r>
+    </w:p>
+    <w:p>
+      <w:r>
+        <w:t>'Jack?' Sarah's voice cut through my thoughts. 'We're out of time. What's your call?'</w:t>
       </w:r>
     </w:p>
     <w:p>

--- a/story/The_Midnight_Confessor_Batch17.docx
+++ b/story/The_Midnight_Confessor_Batch17.docx
@@ -309,6 +309,26 @@
       </w:r>
     </w:p>
     <w:p>
+      <w:r>
+        <w:t>The silence was heavy. Too heavy. In my line of work, silence usually meant someone was waiting. Someone was watching. I kept my hand near my weapon. The old .38 felt familiar. Comfortable. Like an extension of my arm.</w:t>
+      </w:r>
+    </w:p>
+    <w:p>
+      <w:r>
+        <w:t>I scanned the room. Looking for exits. Looking for threats. Looking for anything that didn't belong. My training kicked in. Muscle memory from three decades on the force.</w:t>
+      </w:r>
+    </w:p>
+    <w:p>
+      <w:r>
+        <w:t>The rain hadn't let up. It drummed against the windows like a persistent accusation. I checked my watch. Time was running out. The city outside was a maze of shadows and secrets. Every corner held a potential threat. Every face could be an enemy. I moved through the space carefully. My instincts were on high alert. Years of experience told me when something was wrong. Right now, everything felt wrong. The silence was heavy. Too heavy. In my line of work, silence usually meant someone was waiting. Someone was watching. I kept my hand near my weapon. The old .38 felt familiar. Comfortable. Like an extension of my arm. I scanned the room. Looking for exits. Looking for threats. Looking for anything that didn't belong. My training kicked in. Muscle memory from three decades on the force.</w:t>
+      </w:r>
+    </w:p>
+    <w:p>
+      <w:r>
+        <w:t>The rain hadn't let up. It drummed against the windows like a persistent accusation. I checked my watch. Time was running out. The city outside was a maze of shadows and secrets. Every corner held a potential threat. Every face could be an enemy. I moved through the space carefully. My instincts were on high alert. Years of experience told me when something was wrong. Right now, everything felt wrong. The silence was heavy. Too heavy. In my line of work, silence usually meant someone was waiting. Someone was watching. I kept my hand near my weapon. The old .38 felt familiar. Comfortable. Like an extension of my arm. I scanned the room. Looking for exits. Looking for threats. Looking for anything that didn't belong. My training kicked in. Muscle memory from three decades on the force.</w:t>
+      </w:r>
+    </w:p>
+    <w:p>
       <w:pPr>
         <w:pBdr>
           <w:top w:space="0" w:sz="0" w:val="nil"/>
@@ -526,6 +546,21 @@
       </w:r>
     </w:p>
     <w:p>
+      <w:r>
+        <w:t>My phone buzzed again. Another message. Another complication. The web was tightening. I could feel it. Every choice narrowed my options. Every action had consequences I couldn't predict. But standing still wasn't an option either.</w:t>
+      </w:r>
+    </w:p>
+    <w:p>
+      <w:r>
+        <w:t>The clock was ticking. I could hear it in my head. A constant reminder that time was the one thing I couldn't get back. I had to act. I had to decide. Even if the decision was wrong.</w:t>
+      </w:r>
+    </w:p>
+    <w:p>
+      <w:r>
+        <w:t>The situation was getting complicated. Fast. Every move I made seemed to create three new problems. I was playing catch-up in a game where the rules kept changing. Victoria was always one step ahead. Always. I felt the weight of the decisions I'd made. The paths I'd chosen. Some had led here. Some had led to dead ends. But I couldn't go back. I could only move forward. Even if forward meant walking into a trap. My phone buzzed again. Another message. Another complication. The web was tightening. I could feel it. Every choice narrowed my options. Every action had consequences I couldn't predict. But standing still wasn't an option either. The clock was ticking. I could hear it in my head. A constant reminder that time was the one thing I couldn't get back. The situation was getting complicated. Fast. Every move I made seemed to create three new problems. I was playing catch-up in a game where the rules kept changing. Victoria was always one step ahead. Always. I felt the weight of the decisions I'd made. The paths I'd chosen. Some had led here. Some had led to dead ends. But I couldn't go back. I could only move forward. Even if forward meant walking into a trap. The phone buzzed again.</w:t>
+      </w:r>
+    </w:p>
+    <w:p>
       <w:pPr>
         <w:pBdr>
           <w:top w:space="0" w:sz="0" w:val="nil"/>
@@ -771,6 +806,31 @@
     <w:p>
       <w:r>
         <w:t>'They're five minutes out, Jack,' Sarah's voice was urgent. 'What do you want to do?'</w:t>
+      </w:r>
+    </w:p>
+    <w:p>
+      <w:r>
+        <w:t>The phone rang. Martinez. 'Halloway, we know where you are. We're sending a team. You have fifteen minutes to surrender or we're coming in hot.'</w:t>
+      </w:r>
+    </w:p>
+    <w:p>
+      <w:r>
+        <w:t>I looked around. The evidence was here. The choice was here. But the law was closing in. I could hear helicopters in the distance. The net was tightening.</w:t>
+      </w:r>
+    </w:p>
+    <w:p>
+      <w:r>
+        <w:t>'Jack, we need to move,' Sarah said. Her hand was on her weapon. 'Now.'</w:t>
+      </w:r>
+    </w:p>
+    <w:p>
+      <w:r>
+        <w:t>The moment crystallized. Everything I'd done. Everything I'd risked. It all came down to this. One decision. One choice. The wrong one meant prison. The right one meant... I wasn't sure what it meant anymore. But I had to choose.</w:t>
+      </w:r>
+    </w:p>
+    <w:p>
+      <w:r>
+        <w:t>My phone vibrated. Sarah. 'Jack, we have a problem. The FBI just got a warrant. They're moving in ten minutes. You need to decide now.' I looked at the evidence spread before me. The choice wasn't just about method. It was about survival. The system was closing in. Every second counted. I could hear sirens in the distance. Getting closer. 'They're five minutes out, Jack,' Sarah's voice was urgent. 'What do you want to do?' The weight of the moment pressed down on me. This was it. The point of no return. Whatever I chose next would define everything that came after. There was no going back. No second chances. I felt my heart hammering against my ribs. The old familiar rush of adrenaline. The one that came right before everything went to hell. The phone vibrated. Sarah. 'Jack, we have a problem. The FBI just got a warrant. They're moving in ten minutes. You need to decide now.' I studied the evidence spread before me. The choice wasn't just about method. It was about survival. The system was closing in. Every second counted. I could</w:t>
       </w:r>
     </w:p>
     <w:p>
@@ -1124,6 +1184,21 @@
       </w:r>
     </w:p>
     <w:p>
+      <w:r>
+        <w:t>The silence was heavy. Too heavy. In my line of work, silence usually meant someone was waiting. Someone was watching. I kept my hand near my weapon. The old .38 felt familiar. Comfortable. Like an extension of my arm.</w:t>
+      </w:r>
+    </w:p>
+    <w:p>
+      <w:r>
+        <w:t>I scanned the room. Looking for exits. Looking for threats. Looking for anything that didn't belong. My training kicked in. Muscle memory from three decades on the force.</w:t>
+      </w:r>
+    </w:p>
+    <w:p>
+      <w:r>
+        <w:t>The rain hadn't let up. It drummed against the windows like a persistent accusation. I checked my watch. Time was running out. The city outside was a maze of shadows and secrets. Every corner held a potential threat. Every face could be an enemy. I moved through the space carefully. My instincts were on high alert. Years of experience told me when something was wrong. Right now, everything felt wrong. The silence was heavy. Too heavy. In my line of work, silence usually meant someone was waiting. Someone was watching. I kept my hand near my weapon. The old .38 felt familiar. Comfortable. Like an extension of my arm. I scanned the room. Looking for exits. Looking for threats. Looking for anything that didn't belong. My training kicked in. Muscle memory from three decades on the force. The rain hadn't let up. It drummed against the windows like a persistent accusation. I checked my watch. Time was running out. The city outside was a maze of shadows and secrets. Every corner held a potential threat. Every face could be an enemy. I moved through the space carefully. My instincts were on high alert. Years of experience told me when something was wrong. Right now, everything felt wrong. The silence was heavy. Too heavy. In my line of work, silence usually meant someone was waiting. Someone was watching. I kept my hand near my weapon. The old .38 felt familiar. Comfortable. Like an extension of my arm. I scanned the room. Looking for exits. Looking for threats. Looking for anything that didn't belong. My training kicked in. Muscle memory from three decades on the force. The rain hadn't let up. It drummed against the windows like a persistent accusation. I checked my watch. Time was running out. The city outside was a maze of shadows and secrets. Every corner held a potential threat. Every face could be an enemy. I moved through the space carefully. My instincts were on high alert. Years of experience</w:t>
+      </w:r>
+    </w:p>
+    <w:p>
       <w:pPr>
         <w:pBdr>
           <w:top w:space="0" w:sz="0" w:val="nil"/>
@@ -1303,6 +1378,21 @@
       </w:r>
     </w:p>
     <w:p>
+      <w:r>
+        <w:t>The situation was getting complicated. Fast. Every move I made seemed to create three new problems. I was playing catch-up in a game where the rules kept changing. Victoria was always one step ahead. Always.</w:t>
+      </w:r>
+    </w:p>
+    <w:p>
+      <w:r>
+        <w:t>I felt the weight of the decisions I'd made. The paths I'd chosen. Some had led here. Some had led to dead ends. But I couldn't go back. I could only move forward. Even if forward meant walking into a trap.</w:t>
+      </w:r>
+    </w:p>
+    <w:p>
+      <w:r>
+        <w:t>The situation was getting complicated. Fast. Every move I made seemed to create three new problems. I was playing catch-up in a game where the rules kept changing. Victoria was always one step ahead. Always. I felt the weight of the decisions I'd made. The paths I'd chosen. Some had led here. Some had led to dead ends. But I couldn't go back. I could only move forward. Even if forward meant walking into a trap. My phone buzzed again. Another message. Another complication. The web was tightening. I could feel it. Every choice narrowed my options. Every action had consequences I couldn't predict. But standing still wasn't an option either. The clock was ticking. I could hear it in my head. A constant reminder that time was the one thing I couldn't get back. The situation was getting complicated. Fast. Every move I made seemed to create three new problems. I was playing catch-up in a game where the rules kept changing. Victoria was always one step ahead. Always. I felt the weight of the decisions I'd made. The paths I'd chosen. Some had led here. Some had led to dead ends. But I couldn't go back. I could only move forward. Even if forward meant walking into a trap. The phone buzzed again. Another message. Another complication. The web was tightening. I could feel it. Every choice narrowed my options. Every action had consequences I couldn't predict. But standing still wasn't an option either. The clock was ticking. I could hear it in my head. A constant reminder that time was the one thing I couldn't get back. The situation was getting complicated. Fast. Every move I made seemed to create three new problems. I was playing catch-up in a game where the rules kept changing. Victoria was always one step ahead. Always. I felt the weight of the decisions I'd made. The paths I'd chosen. Some had led here. Some had led to dead ends. But I couldn't go back. I could only move forward. Even if forward meant walking into a trap. The phone buzzed</w:t>
+      </w:r>
+    </w:p>
+    <w:p>
       <w:pPr>
         <w:pBdr>
           <w:top w:space="0" w:sz="0" w:val="nil"/>
@@ -1441,6 +1531,36 @@
     <w:p>
       <w:r>
         <w:t>'They're five minutes out, Jack,' Sarah's voice was urgent. 'What do you want to do?'</w:t>
+      </w:r>
+    </w:p>
+    <w:p>
+      <w:r>
+        <w:t>My phone vibrated. Sarah. 'Jack, we have a problem. The FBI just got a warrant. They're moving in ten minutes. You need to decide now.'</w:t>
+      </w:r>
+    </w:p>
+    <w:p>
+      <w:r>
+        <w:t>I looked at the evidence spread before me. The choice wasn't just about method. It was about survival. The system was closing in. Every second counted. I could hear sirens in the distance. Getting closer.</w:t>
+      </w:r>
+    </w:p>
+    <w:p>
+      <w:r>
+        <w:t>'They're five minutes out, Jack,' Sarah's voice was urgent. 'What do you want to do?'</w:t>
+      </w:r>
+    </w:p>
+    <w:p>
+      <w:r>
+        <w:t>The weight of the moment pressed down on me. This was it. The point of no return. Whatever I chose next would define everything that came after. There was no going back. No second chances.</w:t>
+      </w:r>
+    </w:p>
+    <w:p>
+      <w:r>
+        <w:t>My phone vibrated. Sarah. 'Jack, we have a problem. The FBI just got a warrant. They're moving in ten minutes. You need to decide now.' I looked at the evidence spread before me. The choice wasn't just about method. It was about survival. The system was closing in. Every second counted. I could hear sirens in the distance. Getting closer. 'They're five minutes out, Jack,' Sarah's voice was urgent. 'What do you want to do?' The weight of the moment pressed down on me. This was it. The point of no return. Whatever I chose next would define everything that came after. There was no going back. No second chances. I felt my heart hammering against my ribs. The old familiar rush of adrenaline. The one that came right before everything went to hell.</w:t>
+      </w:r>
+    </w:p>
+    <w:p>
+      <w:r>
+        <w:t>The phone vibrated. Sarah. 'Jack, we have a problem. The FBI just got a warrant. They're moving in ten minutes. You need to decide now.' I studied the evidence spread before me. The choice wasn't just about method. It was about survival. The system was closing in. Every second counted. I could hear sirens in the distance. Getting closer. 'They're five minutes out, Jack,' Sarah's voice was urgent. 'What do you want to do?' The weight of the moment pressed down on me. This was it. The point of no return. Whatever I chose next would define everything that came after. There was no going back. No second chances. I felt my heart hammering against my ribs. The old familiar rush of adrenaline. The one that came right before everything went to hell.</w:t>
       </w:r>
     </w:p>
     <w:p>
@@ -1778,6 +1898,21 @@
       </w:r>
     </w:p>
     <w:p>
+      <w:r>
+        <w:t>The silence was heavy. Too heavy. In my line of work, silence usually meant someone was waiting. Someone was watching. I kept my hand near my weapon. The old .38 felt familiar. Comfortable. Like an extension of my arm.</w:t>
+      </w:r>
+    </w:p>
+    <w:p>
+      <w:r>
+        <w:t>I scanned the room. Looking for exits. Looking for threats. Looking for anything that didn't belong. My training kicked in. Muscle memory from three decades on the force.</w:t>
+      </w:r>
+    </w:p>
+    <w:p>
+      <w:r>
+        <w:t>The rain hadn't let up. It drummed against the windows like a persistent accusation. I checked my watch. Time was running out. The city outside was a maze of shadows and secrets. Every corner held a potential threat. Every face could be an enemy. I moved through the space carefully. My instincts were on high alert. Years of experience told me when something was wrong. Right now, everything felt wrong. The silence was heavy. Too heavy. In my line of work, silence usually meant someone was waiting. Someone was watching. I kept my hand near my weapon. The old .38 felt familiar. Comfortable. Like an extension of my arm. I scanned the room. Looking for exits. Looking for threats. Looking for anything that didn't belong. My training kicked in. Muscle memory from three decades on the force. The rain hadn't let up. It drummed against the windows like a persistent accusation. I checked my watch. Time was running out. The city outside was a maze of shadows and secrets. Every corner held a potential threat. Every face could be an enemy. I moved through the space carefully. My instincts were on high alert. Years of experience told me when something was wrong. Right now, everything felt wrong. The silence was heavy. Too heavy. In my line of work, silence usually meant someone was waiting. Someone was watching. I kept my hand near my weapon. The old .38 felt familiar. Comfortable. Like an extension of my arm. I scanned the room. Looking for exits. Looking for threats. Looking for anything that didn't belong. My training kicked in. Muscle memory from three decades on the force. The rain hadn't let up. It drummed against the windows like a persistent accusation. I checked my watch. Time was running out. The city outside was a maze of shadows and secrets. Every corner held a potential threat. Every face could be an enemy. I moved through the space carefully. My instincts were on high alert. Years of experience told me when something was wrong. Right now, everything felt wrong. The silence was heavy.</w:t>
+      </w:r>
+    </w:p>
+    <w:p>
       <w:pPr>
         <w:pBdr>
           <w:top w:space="0" w:sz="0" w:val="nil"/>
@@ -1976,6 +2111,21 @@
       </w:r>
     </w:p>
     <w:p>
+      <w:r>
+        <w:t>My phone buzzed again. Another message. Another complication. The web was tightening. I could feel it. Every choice narrowed my options. Every action had consequences I couldn't predict. But standing still wasn't an option either.</w:t>
+      </w:r>
+    </w:p>
+    <w:p>
+      <w:r>
+        <w:t>The clock was ticking. I could hear it in my head. A constant reminder that time was the one thing I couldn't get back. I had to act. I had to decide. Even if the decision was wrong.</w:t>
+      </w:r>
+    </w:p>
+    <w:p>
+      <w:r>
+        <w:t>The situation was getting complicated. Fast. Every move I made seemed to create three new problems. I was playing catch-up in a game where the rules kept changing. Victoria was always one step ahead. Always. I felt the weight of the decisions I'd made. The paths I'd chosen. Some had led here. Some had led to dead ends. But I couldn't go back. I could only move forward. Even if forward meant walking into a trap. My phone buzzed again. Another message. Another complication. The web was tightening. I could feel it. Every choice narrowed my options. Every action had consequences I couldn't predict. But standing still wasn't an option either. The clock was ticking. I could hear it in my head. A constant reminder that time was the one thing I couldn't get back. The situation was getting complicated. Fast. Every move I made seemed to create three new problems. I was playing catch-up in a game where the rules kept changing. Victoria was always one step ahead. Always. I felt the weight of the decisions I'd made. The paths I'd chosen. Some had led here. Some had led to dead ends. But I couldn't go back. I could only move forward. Even if forward meant walking into a trap. The phone buzzed again. Another message. Another complication. The web was tightening. I could feel it. Every choice narrowed my options. Every action had consequences I couldn't predict. But standing still wasn't an option either. The clock was ticking. I could hear it in my head. A constant reminder that time was the one thing I couldn't get back. The situation was getting complicated. Fast. Every move I made seemed to create three new problems. I was playing catch-up in a game where the rules kept changing. Victoria was always one step ahead. Always. I felt the weight of the decisions I'd made. The paths I'd chosen. Some had led here. Some had led to dead ends. But I couldn't go back. I could only move forward. Even if forward meant walking into a trap. The phone buzzed again. Another message. Another complication. The web was</w:t>
+      </w:r>
+    </w:p>
+    <w:p>
       <w:pPr>
         <w:pBdr>
           <w:top w:space="0" w:sz="0" w:val="nil"/>
@@ -2111,6 +2261,36 @@
     <w:p>
       <w:r>
         <w:t>'Jack, we need to move,' Sarah said. Her hand was on her weapon. 'Now.'</w:t>
+      </w:r>
+    </w:p>
+    <w:p>
+      <w:r>
+        <w:t>The phone rang. Martinez. 'Halloway, we know where you are. We're sending a team. You have fifteen minutes to surrender or we're coming in hot.'</w:t>
+      </w:r>
+    </w:p>
+    <w:p>
+      <w:r>
+        <w:t>I looked around. The evidence was here. The choice was here. But the law was closing in. I could hear helicopters in the distance. The net was tightening.</w:t>
+      </w:r>
+    </w:p>
+    <w:p>
+      <w:r>
+        <w:t>'Jack, we need to move,' Sarah said. Her hand was on her weapon. 'Now.'</w:t>
+      </w:r>
+    </w:p>
+    <w:p>
+      <w:r>
+        <w:t>The moment crystallized. Everything I'd done. Everything I'd risked. It all came down to this. One decision. One choice. The wrong one meant prison. The right one meant... I wasn't sure what it meant anymore. But I had to choose.</w:t>
+      </w:r>
+    </w:p>
+    <w:p>
+      <w:r>
+        <w:t>My phone vibrated. Sarah. 'Jack, we have a problem. The FBI just got a warrant. They're moving in ten minutes. You need to decide now.' I looked at the evidence spread before me. The choice wasn't just about method. It was about survival. The system was closing in. Every second counted. I could hear sirens in the distance. Getting closer. 'They're five minutes out, Jack,' Sarah's voice was urgent. 'What do you want to do?' The weight of the moment pressed down on me. This was it. The point of no return. Whatever I chose next would define everything that came after. There was no going back. No second chances. I felt my heart hammering against my ribs. The old familiar rush of adrenaline. The one that came right before everything went to hell.</w:t>
+      </w:r>
+    </w:p>
+    <w:p>
+      <w:r>
+        <w:t>The phone vibrated. Sarah. 'Jack, we have a problem. The FBI just got a warrant. They're moving in ten minutes. You need to decide now.' I studied the evidence spread before me. The choice wasn't just about method. It was about survival. The system was closing in. Every second counted. I could hear sirens in the distance. Getting closer. 'They're five minutes out, Jack,' Sarah's voice was urgent. 'What do you want to do?' The weight of the moment pressed down on me. This was it. The point of no return. Whatever I chose next would define everything that came after. There was no going back. No second chances. I felt my heart hammering against my ribs. The old familiar rush of adrenaline. The one that came right before everything went to hell.</w:t>
       </w:r>
     </w:p>
     <w:p>
@@ -2448,6 +2628,31 @@
       </w:r>
     </w:p>
     <w:p>
+      <w:r>
+        <w:t>The rain hadn't let up. It drummed against the windows like a persistent accusation. I checked my watch. Time was running out. The city outside was a maze of shadows and secrets. Every corner held a potential threat. Every face could be an enemy.</w:t>
+      </w:r>
+    </w:p>
+    <w:p>
+      <w:r>
+        <w:t>I moved through the space carefully. My instincts were on high alert. Years of experience told me when something was wrong. Right now, everything felt wrong.</w:t>
+      </w:r>
+    </w:p>
+    <w:p>
+      <w:r>
+        <w:t>The rain hadn't let up. It drummed against the windows like a persistent accusation. I checked my watch. Time was running out. The city outside was a maze of shadows and secrets. Every corner held a potential threat. Every face could be an enemy. I moved through the space carefully. My instincts were on high alert. Years of experience told me when something was wrong. Right now, everything felt wrong. The silence was heavy. Too heavy. In my line of work, silence usually meant someone was waiting. Someone was watching. I kept my hand near my weapon. The old .38 felt familiar. Comfortable. Like an extension of my arm. I scanned the room. Looking for exits. Looking for threats. Looking for anything that didn't belong. My training kicked in. Muscle memory from three decades on the force.</w:t>
+      </w:r>
+    </w:p>
+    <w:p>
+      <w:r>
+        <w:t>The rain hadn't let up. It drummed against the windows like a persistent accusation. I checked my watch. Time was running out. The city outside was a maze of shadows and secrets. Every corner held a potential threat. Every face could be an enemy. I moved through the space carefully. My instincts were on high alert. Years of experience told me when something was wrong. Right now, everything felt wrong. The silence was heavy. Too heavy. In my line of work, silence usually meant someone was waiting. Someone was watching. I kept my hand near my weapon. The old .38 felt familiar. Comfortable. Like an extension of my arm. I scanned the room. Looking for exits. Looking for threats. Looking for anything that didn't belong. My training kicked in. Muscle memory from three decades on the force.</w:t>
+      </w:r>
+    </w:p>
+    <w:p>
+      <w:r>
+        <w:t>The rain hadn't let up. It drummed against the windows like a persistent accusation. I checked my watch. Time was running out. The city outside was a maze of shadows and secrets. Every corner held a potential threat. Every face could be an enemy. I moved through the space carefully. My instincts were on high alert. Years of experience told me when something was wrong. Right now, everything felt wrong. The silence was heavy. Too heavy. In my line of work, silence usually meant someone was waiting. Someone was watching. I kept my hand near my weapon. The old .38 felt familiar. Comfortable. Like an extension of my arm. I scanned the room. Looking for exits. Looking for threats. Looking for anything that didn't belong. My training kicked in. Muscle memory from three decades on the force.</w:t>
+      </w:r>
+    </w:p>
+    <w:p>
       <w:pPr>
         <w:pBdr>
           <w:top w:space="0" w:sz="0" w:val="nil"/>
@@ -2646,6 +2851,21 @@
       </w:r>
     </w:p>
     <w:p>
+      <w:r>
+        <w:t>My phone buzzed again. Another message. Another complication. The web was tightening. I could feel it. Every choice narrowed my options. Every action had consequences I couldn't predict. But standing still wasn't an option either.</w:t>
+      </w:r>
+    </w:p>
+    <w:p>
+      <w:r>
+        <w:t>The clock was ticking. I could hear it in my head. A constant reminder that time was the one thing I couldn't get back. I had to act. I had to decide. Even if the decision was wrong.</w:t>
+      </w:r>
+    </w:p>
+    <w:p>
+      <w:r>
+        <w:t>The situation was getting complicated. Fast. Every move I made seemed to create three new problems. I was playing catch-up in a game where the rules kept changing. Victoria was always one step ahead. Always. I felt the weight of the decisions I'd made. The paths I'd chosen. Some had led here. Some had led to dead ends. But I couldn't go back. I could only move forward. Even if forward meant walking into a trap. My phone buzzed again. Another message. Another complication. The web was tightening. I could feel it. Every choice narrowed my options. Every action had consequences I couldn't predict. But standing still wasn't an option either. The clock was ticking. I could hear it in my head. A constant reminder that time was the one thing I couldn't get back. The situation was getting complicated. Fast. Every move I made seemed to create three new problems. I was playing catch-up in a game where the rules kept changing. Victoria was always one step ahead. Always. I felt the weight of the decisions I'd made. The paths I'd chosen. Some had led here. Some had led to dead ends. But I couldn't go back. I could only move forward. Even if forward meant walking into a trap. The phone buzzed again. Another message. Another complication. The web was tightening. I could feel it. Every choice narrowed my options. Every action had consequences I couldn't predict. But standing still wasn't an option either. The clock was ticking. I could hear it in my head. A constant reminder that time was the one thing I couldn't get back. The situation was getting complicated. Fast. Every move I made seemed to create three new problems. I was playing catch-up in a game where the rules kept changing. Victoria was always one step ahead. Always. I felt the weight of the decisions I'd made. The paths I'd chosen. Some had led here. Some had led to dead ends. But I couldn't go back. I could only move forward. Even if forward meant walking into a trap. The phone buzzed again. Another message. Another complication. The web was</w:t>
+      </w:r>
+    </w:p>
+    <w:p>
       <w:pPr>
         <w:pBdr>
           <w:top w:space="0" w:sz="0" w:val="nil"/>
@@ -2781,6 +3001,36 @@
     <w:p>
       <w:r>
         <w:t>'Jack?' Sarah's voice cut through my thoughts. 'We're out of time. What's your call?'</w:t>
+      </w:r>
+    </w:p>
+    <w:p>
+      <w:r>
+        <w:t>The phone rang. Martinez. 'Halloway, we know where you are. We're sending a team. You have fifteen minutes to surrender or we're coming in hot.'</w:t>
+      </w:r>
+    </w:p>
+    <w:p>
+      <w:r>
+        <w:t>I looked around. The evidence was here. The choice was here. But the law was closing in. I could hear helicopters in the distance. The net was tightening.</w:t>
+      </w:r>
+    </w:p>
+    <w:p>
+      <w:r>
+        <w:t>'Jack, we need to move,' Sarah said. Her hand was on her weapon. 'Now.'</w:t>
+      </w:r>
+    </w:p>
+    <w:p>
+      <w:r>
+        <w:t>The moment crystallized. Everything I'd done. Everything I'd risked. It all came down to this. One decision. One choice. The wrong one meant prison. The right one meant... I wasn't sure what it meant anymore. But I had to choose.</w:t>
+      </w:r>
+    </w:p>
+    <w:p>
+      <w:r>
+        <w:t>My phone vibrated. Sarah. 'Jack, we have a problem. The FBI just got a warrant. They're moving in ten minutes. You need to decide now.' I looked at the evidence spread before me. The choice wasn't just about method. It was about survival. The system was closing in. Every second counted. I could hear sirens in the distance. Getting closer. 'They're five minutes out, Jack,' Sarah's voice was urgent. 'What do you want to do?' The weight of the moment pressed down on me. This was it. The point of no return. Whatever I chose next would define everything that came after. There was no going back. No second chances. I felt my heart hammering against my ribs. The old familiar rush of adrenaline. The one that came right before everything went to hell.</w:t>
+      </w:r>
+    </w:p>
+    <w:p>
+      <w:r>
+        <w:t>The phone vibrated. Sarah. 'Jack, we have a problem. The FBI just got a warrant. They're moving in ten minutes. You need to decide now.' I studied the evidence spread before me. The choice wasn't just about method. It was about survival. The system was closing in. Every second counted. I could hear sirens in the distance. Getting closer. 'They're five minutes out, Jack,' Sarah's voice was urgent. 'What do you want to do?' The weight of the moment pressed down on me. This was it. The point of no return. Whatever I chose next would define everything that came after. There was no going back. No second chances. I felt my heart hammering against my ribs. The old familiar rush of adrenaline. The one that came right before everything went to hell.</w:t>
       </w:r>
     </w:p>
     <w:p>
